--- a/spa/docx/009.content.docx
+++ b/spa/docx/009.content.docx
@@ -60485,7 +60485,7 @@
         <w:rPr>
           <w:lang w:val="es_ES" w:bidi="es_ES"/>
         </w:rPr>
-        <w:t>). Cayó ante Alejandro Janneo, pero el dominio asmoneo fue posteriormente devuelto al rey Aretas por Juan Hircano (</w:t>
+        <w:t>). Más tarde pasó a estar bajo el control del rey asmoneo Alejandro Janeo. Posteriormente, Juan Hircano se la devolvió a Aretas, el rey nabateo (</w:t>
       </w:r>
       <w:r>
         <w:rPr>
